--- a/data/revised_2026-10_full/outputs/v2/Biology/SS2.3_Plant_Gaseous_Exchange_and_Respiration/Biology_Plant_Gaseous_Exchange_and_Respiration_FinalExplanation_TeacherKey.docx
+++ b/data/revised_2026-10_full/outputs/v2/Biology/SS2.3_Plant_Gaseous_Exchange_and_Respiration/Biology_Plant_Gaseous_Exchange_and_Respiration_FinalExplanation_TeacherKey.docx
@@ -1872,7 +1872,7 @@
         </w:rPr>
         <w:t xml:space="preserve">© 2026 SeaVuria and ARES. This work is licensed under a </w:t>
       </w:r>
-      <w:hyperlink w:history="1" r:id="rIdj86gnhpga_axclhhivasu">
+      <w:hyperlink w:history="1" r:id="rIduaky3fp-k5liqsy0g6z9u">
         <w:r>
           <w:rPr>
             <w:rFonts w:ascii="Arial" w:cs="Arial" w:eastAsia="Arial" w:hAnsi="Arial"/>
@@ -1892,7 +1892,7 @@
         </w:rPr>
         <w:t xml:space="preserve"> (</w:t>
       </w:r>
-      <w:hyperlink w:history="1" r:id="rIdisgickxva02sf5kffoggr">
+      <w:hyperlink w:history="1" r:id="rIdsynzw-awn3g_9lkm9tuc7">
         <w:r>
           <w:rPr>
             <w:rFonts w:ascii="Arial" w:cs="Arial" w:eastAsia="Arial" w:hAnsi="Arial"/>
@@ -1912,7 +1912,7 @@
         </w:rPr>
         <w:t xml:space="preserve">). To view a copy of this license, visit </w:t>
       </w:r>
-      <w:hyperlink w:history="1" r:id="rIdumy7jn3wfrlk0ep8iwxcr">
+      <w:hyperlink w:history="1" r:id="rIdlxmgewpihyefyft1au1vm">
         <w:r>
           <w:rPr>
             <w:rFonts w:ascii="Arial" w:cs="Arial" w:eastAsia="Arial" w:hAnsi="Arial"/>
